--- a/dvs_noise_inverse_problem/measurement_submission/manuscript_measurement.docx
+++ b/dvs_noise_inverse_problem/measurement_submission/manuscript_measurement.docx
@@ -196,9 +196,27 @@
           </m:r>
           <m:sSup>
             <m:e>
-              <m:r>
-                <m:t xml:space="preserve"/>
-              </m:r>
+              <m:f>
+                <m:num>
+                  <m:r>
+                    <m:t xml:space="preserve">A</m:t>
+                  </m:r>
+                </m:num>
+                <m:den>
+                  <m:sSup>
+                    <m:e>
+                      <m:r>
+                        <m:t xml:space="preserve">σ</m:t>
+                      </m:r>
+                    </m:e>
+                    <m:sup>
+                      <m:r>
+                        <m:t xml:space="preserve">2</m:t>
+                      </m:r>
+                    </m:sup>
+                  </m:sSup>
+                </m:den>
+              </m:f>
             </m:e>
             <m:sup>
               <m:r>
@@ -206,27 +224,6 @@
               </m:r>
             </m:sup>
           </m:sSup>
-          <m:f>
-            <m:num>
-              <m:r>
-                <m:t xml:space="preserve">A</m:t>
-              </m:r>
-            </m:num>
-            <m:den>
-              <m:sSup>
-                <m:e>
-                  <m:r>
-                    <m:t xml:space="preserve">σ</m:t>
-                  </m:r>
-                </m:e>
-                <m:sup>
-                  <m:r>
-                    <m:t xml:space="preserve">2</m:t>
-                  </m:r>
-                </m:sup>
-              </m:sSup>
-            </m:den>
-          </m:f>
           <m:r>
             <m:t xml:space="preserve"> </m:t>
           </m:r>
@@ -595,9 +592,18 @@
           </m:r>
           <m:sSup>
             <m:e>
-              <m:r>
-                <m:t xml:space="preserve"/>
-              </m:r>
+              <m:f>
+                <m:num>
+                  <m:r>
+                    <m:t xml:space="preserve">σ</m:t>
+                  </m:r>
+                </m:num>
+                <m:den>
+                  <m:r>
+                    <m:t xml:space="preserve">θ</m:t>
+                  </m:r>
+                </m:den>
+              </m:f>
             </m:e>
             <m:sup>
               <m:r>
@@ -605,18 +611,6 @@
               </m:r>
             </m:sup>
           </m:sSup>
-          <m:f>
-            <m:num>
-              <m:r>
-                <m:t xml:space="preserve">σ</m:t>
-              </m:r>
-            </m:num>
-            <m:den>
-              <m:r>
-                <m:t xml:space="preserve">θ</m:t>
-              </m:r>
-            </m:den>
-          </m:f>
           <m:r>
             <m:t xml:space="preserve"> </m:t>
           </m:r>

--- a/dvs_noise_inverse_problem/measurement_submission/manuscript_measurement.docx
+++ b/dvs_noise_inverse_problem/measurement_submission/manuscript_measurement.docx
@@ -2132,7 +2132,7 @@
     <w:p>
       <w:pPr/>
       <w:r>
-        <w:t>We test the analytical predictions with Monte Carlo (MC) simulations. The signal is s(t) = A sin(2πf₀t) with A/θ = 0.3, f₀ = 5 Hz, dt = 1 ms, and N = 10</w:t>
+        <w:t>We test the analytical predictions with Monte Carlo (MC) simulations (Fig. 4). The signal is s(t) = A sin(2πf₀t) with A/θ = 0.3, f₀ = 5 Hz, dt = 1 ms, and N = 10</w:t>
       </w:r>
       <w:r>
         <w:rPr>
@@ -2421,6 +2421,12 @@
       </w:pPr>
       <w:r>
         <w:t>5.2. Results</w:t>
+      </w:r>
+    </w:p>
+    <w:p>
+      <w:pPr/>
+      <w:r>
+        <w:t>Table 2 summarises the systematic evaluation results across all 20 recordings.</w:t>
       </w:r>
     </w:p>
     <w:p>
@@ -2791,7 +2797,7 @@
     <w:p>
       <w:pPr/>
       <w:r>
-        <w:t>DVS astronomical observations lie deep in the excess-noise regime (σ ≫ θ): dark-current rates dominate signal rates by orders of magnitude. The A5 + Fano model achieves ρ ≈ 0.7–0.9, which Fig. 2b predicts should yield 5–10× SNR improvement—matching the measured 5.4×. That noise is not eliminated entirely (NRR = 0.713) accords with the prediction that over-removal past the SR optimum is counterproductive.</w:t>
+        <w:t>DVS astronomical observations lie deep in the excess-noise regime (σ ≫ θ): dark-current rates dominate signal rates by orders of magnitude. The A5 + Fano model achieves ρ ≈ 0.7–0.9, which Fig. 2b predicts should yield 5–10× SNR improvement—matching the measured 5.4×. Fig. 9 maps the experimental results onto the SR framework: the Fano filter (covariate adjustment) achieves ROC-AUC = 0.866, far exceeding temporal filtering, while preserving 93.9% of signal. That noise is not eliminated entirely (NRR = 0.713) accords with the prediction that over-removal past the SR optimum is counterproductive.</w:t>
       </w:r>
     </w:p>
     <w:p>
@@ -3310,7 +3316,7 @@
         <w:spacing w:after="60"/>
       </w:pPr>
       <w:r>
-        <w:t>[6] T. Delbruck, R. Graça, M. Paluch, Utility and feasibility of a center surround event camera, preprint arXiv:2103.03415, 2021.</w:t>
+        <w:t>[6] T. Delbruck, R. Graça, M. Paluch, Feedback control of event cameras, in: Proc. IEEE/CVF CVPR Workshops, 2021, pp. 1324–1332.</w:t>
       </w:r>
     </w:p>
     <w:p>
@@ -3326,7 +3332,7 @@
         <w:spacing w:after="60"/>
       </w:pPr>
       <w:r>
-        <w:t>[8] D. Joubert, N. Ralph, A. Jolley, et al., Event-driven space object detection in real-time, Front. Neurosci. 16 (2022) 821157.</w:t>
+        <w:t>[8] N. Ralph, D. Joubert, A. Jolley, S. Afshar, N. Tothill, A. van Schaik, G. Cohen, Real-time event-based unsupervised feature consolidation and tracking for space situational awareness, Front. Neurosci. 16 (2022) 821157.</w:t>
       </w:r>
     </w:p>
     <w:p>
@@ -3334,7 +3340,7 @@
         <w:spacing w:after="60"/>
       </w:pPr>
       <w:r>
-        <w:t>[9] M. Gędek, D. Magiera, G. Kowalski, L. Gaffney, Neuromorphic event-based space situational awareness, Proc. EESA, 2019.</w:t>
+        <w:t>[9] K. Kamiński, G. Cohen, T. Delbruck, M. Żołnowski, M. Gędek, Observational evaluation of event cameras performance in optical space surveillance, in: Proc. 1st NEO and Debris Detection Conference, ESA, 2019.</w:t>
       </w:r>
     </w:p>
     <w:p>
@@ -3350,7 +3356,7 @@
         <w:spacing w:after="60"/>
       </w:pPr>
       <w:r>
-        <w:t>[11] R. Graça, T. Delbruck, Unraveling the paradox of intensity-dependent DVS pixel noise, preprint arXiv:2304.04019, 2023.</w:t>
+        <w:t>[11] R. Graça, T. Delbruck, Unraveling the paradox of intensity-dependent DVS pixel noise, preprint arXiv:2109.08640, 2021.</w:t>
       </w:r>
     </w:p>
     <w:p>
@@ -3358,7 +3364,7 @@
         <w:spacing w:after="60"/>
       </w:pPr>
       <w:r>
-        <w:t>[12] B. McReynolds, R. Graça, T. Delbruck, Characterization of event camera noise with a once-in-a-lifetime photon, preprint arXiv:2304.03494, 2023.</w:t>
+        <w:t>[12] B. McReynolds, R. Graça, T. Delbruck, Exploiting alternating DVS shot noise event pair statistics to reduce background activity, preprint arXiv:2304.03494, 2023.</w:t>
       </w:r>
     </w:p>
     <w:p>
@@ -3406,7 +3412,7 @@
         <w:spacing w:after="60"/>
       </w:pPr>
       <w:r>
-        <w:t>[18] R. Graça, T. Delbruck, A large-signal theory for the differential DVS pixel, preprint arXiv:2505.07386, 2025.</w:t>
+        <w:t>[18] R. Graça, T. Delbruck, Towards a physically realistic computationally efficient DVS pixel model, preprint arXiv:2505.07386, 2025.</w:t>
       </w:r>
     </w:p>
     <w:p>
@@ -3414,7 +3420,7 @@
         <w:spacing w:after="60"/>
       </w:pPr>
       <w:r>
-        <w:t>[19] R. Cao, et al., Noise2Image: recovering static images from event camera noise, Optica, 2024.</w:t>
+        <w:t>[19] R. Cao, D. Galor, A. Kohli, J.L. Yates, L. Waller, Noise2Image: noise-enabled static scene recovery for event cameras, Optica 12 (2025) 46–55.</w:t>
       </w:r>
     </w:p>
     <w:p>
